--- a/courts/fifth-circuit/louisiana/state/court-of-appeal/reply-brief/usage/OUTPUT-reply-brief.docx
+++ b/courts/fifth-circuit/louisiana/state/court-of-appeal/reply-brief/usage/OUTPUT-reply-brief.docx
@@ -1214,10 +1214,7 @@
         <w:ind w:left="1140" w:right="720" w:hanging="720"/>
       </w:pPr>
       <w:r>
-        <w:t xml:space="preserve">I.</w:t>
-      </w:r>
-      <w:r>
-        <w:t xml:space="preserve"> </w:t>
+        <w:t xml:space="preserve">I. </w:t>
       </w:r>
       <w:r>
         <w:t xml:space="preserve">BBP</w:t>
@@ -1266,10 +1263,7 @@
         <w:ind w:left="1140" w:right="720" w:hanging="720"/>
       </w:pPr>
       <w:r>
-        <w:t xml:space="preserve">II.</w:t>
-      </w:r>
-      <w:r>
-        <w:t xml:space="preserve"> </w:t>
+        <w:t xml:space="preserve">II. </w:t>
       </w:r>
       <w:r>
         <w:t xml:space="preserve">Private</w:t>
@@ -1420,10 +1414,7 @@
         <w:ind w:left="1140" w:right="720" w:hanging="720"/>
       </w:pPr>
       <w:r>
-        <w:t xml:space="preserve">III.</w:t>
-      </w:r>
-      <w:r>
-        <w:t xml:space="preserve"> </w:t>
+        <w:t xml:space="preserve">III. </w:t>
       </w:r>
       <w:r>
         <w:t xml:space="preserve">The</w:t>
@@ -2823,7 +2814,7 @@
           <w:tab w:val="right" w:leader="dot" w:pos="9360"/>
         </w:tabs>
         <w:spacing w:before="252" w:after="0" w:line="322" w:lineRule="exact"/>
-        <w:ind w:left="420" w:right="3920" w:hanging="420"/>
+        <w:ind w:left="420" w:right="1120" w:hanging="420"/>
       </w:pPr>
       <w:r>
         <w:rPr>
@@ -3062,7 +3053,7 @@
         <w:tab/>
       </w:r>
       <w:r>
-        <w:t xml:space="preserve">6, 11, 12, 14, 15, 16, 17, 18, 19, 20</w:t>
+        <w:t xml:space="preserve">6, 11</w:t>
       </w:r>
     </w:p>
     <w:p>
@@ -4494,6 +4485,10 @@
         <w:t xml:space="preserve">I.</w:t>
       </w:r>
       <w:r>
+        <w:rPr>
+          <w:b/>
+          <w:bCs/>
+        </w:rPr>
         <w:tab/>
       </w:r>
       <w:r>
@@ -4807,7 +4802,7 @@
         <w:t xml:space="preserve"> </w:t>
       </w:r>
       <w:r>
-        <w:t xml:space="preserve">which includes ‘all persons engaged in the transportation of petroleum as public utilities and common carriers for hire… .’” R. 23, ¶ 4; 79:8</w:t>
+        <w:t xml:space="preserve">which includes ‘all persons engaged in the transportation of petroleum as public utilities and common carriers for hire… ⁠.’” R. 23, ¶ 4; 79:8</w:t>
       </w:r>
       <w:r>
         <w:noBreakHyphen/>
@@ -5017,6 +5012,10 @@
         <w:t xml:space="preserve">II.</w:t>
       </w:r>
       <w:r>
+        <w:rPr>
+          <w:b/>
+          <w:bCs/>
+        </w:rPr>
         <w:tab/>
       </w:r>
       <w:r>
@@ -5453,21 +5452,7 @@
           <w:i/>
           <w:iCs/>
         </w:rPr>
-        <w:t xml:space="preserve">New Orleans Bulldog Society</w:t>
-      </w:r>
-      <w:r>
-        <w:rPr>
-          <w:i/>
-          <w:iCs/>
-        </w:rPr>
-        <w:t xml:space="preserve"> </w:t>
-      </w:r>
-      <w:r>
-        <w:rPr>
-          <w:i/>
-          <w:iCs/>
-        </w:rPr>
-        <w:t xml:space="preserve">v. Louisiana Society For The Prevention Of Cruelty To Animals, et al.</w:t>
+        <w:t xml:space="preserve">New Orleans Bulldog Society v. Louisiana Society For The Prevention Of Cruelty To Animals, et al.</w:t>
       </w:r>
       <w:r>
         <w:t xml:space="preserve">, No. 2016-C</w:t>
@@ -5898,6 +5883,10 @@
         <w:t xml:space="preserve">III.</w:t>
       </w:r>
       <w:r>
+        <w:rPr>
+          <w:b/>
+          <w:bCs/>
+        </w:rPr>
         <w:tab/>
       </w:r>
       <w:r>
@@ -7007,7 +6996,7 @@
         <w:t xml:space="preserve">or under the authority of the constitution or the laws of this state</w:t>
       </w:r>
       <w:r>
-        <w:t xml:space="preserve">… .”</w:t>
+        <w:t xml:space="preserve">… ⁠.”</w:t>
       </w:r>
       <w:r>
         <w:t xml:space="preserve"> </w:t>
@@ -10106,6 +10095,33 @@
       <w:ind w:left="2160" w:hanging="720"/>
     </w:pPr>
   </w:style>
+  <w:style w:type="paragraph" w:customStyle="1" w:styleId="XdQuoteList1">
+    <w:name w:val="Xd Quote List 1"/>
+    <w:basedOn w:val="Normal"/>
+    <w:qFormat/>
+    <w:pPr>
+      <w:spacing w:before="0" w:after="0" w:line="322" w:lineRule="exact"/>
+      <w:ind w:left="1440" w:right="720" w:hanging="720"/>
+    </w:pPr>
+  </w:style>
+  <w:style w:type="paragraph" w:customStyle="1" w:styleId="XdQuoteList2">
+    <w:name w:val="Xd Quote List 2"/>
+    <w:basedOn w:val="Normal"/>
+    <w:qFormat/>
+    <w:pPr>
+      <w:spacing w:before="0" w:after="0" w:line="322" w:lineRule="exact"/>
+      <w:ind w:left="2160" w:right="720" w:hanging="720"/>
+    </w:pPr>
+  </w:style>
+  <w:style w:type="paragraph" w:customStyle="1" w:styleId="XdQuoteList3">
+    <w:name w:val="Xd Quote List 3"/>
+    <w:basedOn w:val="Normal"/>
+    <w:qFormat/>
+    <w:pPr>
+      <w:spacing w:before="0" w:after="0" w:line="322" w:lineRule="exact"/>
+      <w:ind w:left="2880" w:right="720" w:hanging="720"/>
+    </w:pPr>
+  </w:style>
   <w:style w:type="paragraph" w:customStyle="1" w:styleId="SourceCode">
     <w:name w:val="Source Code"/>
     <w:basedOn w:val="Normal"/>
